--- a/최종_게시_패키지/01_블로그용_Word/문병로_교수의_메트릭_스튜디오_02_01_블로그_게시용_구분수정본.docx
+++ b/최종_게시_패키지/01_블로그용_Word/문병로_교수의_메트릭_스튜디오_02_01_블로그_게시용_구분수정본.docx
@@ -185,10 +185,24 @@
     </w:p>
     <w:tbl>
       <w:tblPr>
-        <w:tblW w:w="0" w:type="auto"/>
+        <w:tblW w:w="9360" w:type="dxa"/>
+        <w:tblBorders>
+          <w:top w:val="single" w:sz="4" w:space="0" w:color="auto"/>
+          <w:left w:val="single" w:sz="4" w:space="0" w:color="auto"/>
+          <w:bottom w:val="single" w:sz="4" w:space="0" w:color="auto"/>
+          <w:right w:val="single" w:sz="4" w:space="0" w:color="auto"/>
+          <w:insideH w:val="single" w:sz="4" w:space="0" w:color="auto"/>
+          <w:insideV w:val="single" w:sz="4" w:space="0" w:color="auto"/>
+        </w:tblBorders>
         <w:tblLook w:val="04A0" w:firstRow="1" w:lastRow="0" w:firstColumn="1" w:lastColumn="0" w:noHBand="0" w:noVBand="1"/>
         <w:jc w:val="center"/>
         <w:tblLayout w:type="fixed"/>
+        <w:tblCellMar>
+          <w:top w:w="0" w:type="dxa"/>
+          <w:left w:w="108" w:type="dxa"/>
+          <w:bottom w:w="0" w:type="dxa"/>
+          <w:right w:w="108" w:type="dxa"/>
+        </w:tblCellMar>
       </w:tblPr>
       <w:tblGrid>
         <w:gridCol w:w="4680"/>
@@ -207,7 +221,7 @@
           </w:tcPr>
           <w:p>
             <w:pPr>
-              <w:jc w:val="left"/>
+              <w:jc w:val="center"/>
               <w:spacing w:after="0"/>
             </w:pPr>
             <w:r>
@@ -258,7 +272,7 @@
           </w:tcPr>
           <w:p>
             <w:pPr>
-              <w:jc w:val="left"/>
+              <w:jc w:val="center"/>
               <w:spacing w:after="0"/>
             </w:pPr>
             <w:r>
@@ -308,7 +322,7 @@
           </w:tcPr>
           <w:p>
             <w:pPr>
-              <w:jc w:val="left"/>
+              <w:jc w:val="center"/>
               <w:spacing w:after="0"/>
             </w:pPr>
             <w:r>
@@ -358,7 +372,7 @@
           </w:tcPr>
           <w:p>
             <w:pPr>
-              <w:jc w:val="left"/>
+              <w:jc w:val="center"/>
               <w:spacing w:after="0"/>
             </w:pPr>
             <w:r>
@@ -408,7 +422,7 @@
           </w:tcPr>
           <w:p>
             <w:pPr>
-              <w:jc w:val="left"/>
+              <w:jc w:val="center"/>
               <w:spacing w:after="0"/>
             </w:pPr>
             <w:r>
@@ -458,7 +472,7 @@
           </w:tcPr>
           <w:p>
             <w:pPr>
-              <w:jc w:val="left"/>
+              <w:jc w:val="center"/>
               <w:spacing w:after="0"/>
             </w:pPr>
             <w:r>
@@ -522,7 +536,7 @@
       </w:pPr>
       <w:r>
         <w:drawing>
-          <wp:inline distT="0" distB="0" distL="180" distR="180">
+          <wp:inline distT="0" distB="0" distL="0" distR="0">
             <wp:extent cx="5577840" cy="3346704"/>
             <wp:effectExtent l="0" t="0" r="0" b="0"/>
             <wp:docPr id="1025" name="Picture 1"/>
@@ -642,7 +656,7 @@
       </w:pPr>
       <w:r>
         <w:drawing>
-          <wp:inline distT="0" distB="0" distL="180" distR="180">
+          <wp:inline distT="0" distB="0" distL="0" distR="0">
             <wp:extent cx="5577840" cy="2602992"/>
             <wp:effectExtent l="0" t="0" r="0" b="0"/>
             <wp:docPr id="1026" name="Picture 2"/>
@@ -993,7 +1007,7 @@
       </w:pPr>
       <w:r>
         <w:drawing>
-          <wp:inline distT="0" distB="0" distL="180" distR="180">
+          <wp:inline distT="0" distB="0" distL="0" distR="0">
             <wp:extent cx="5577840" cy="2602992"/>
             <wp:effectExtent l="0" t="0" r="0" b="0"/>
             <wp:docPr id="1027" name="Picture 3"/>
@@ -1509,133 +1523,133 @@
     <w:lsdException w:name="heading 7" w:uiPriority="9" w:qFormat="1"/>
     <w:lsdException w:name="heading 8" w:uiPriority="9" w:qFormat="1"/>
     <w:lsdException w:name="heading 9" w:uiPriority="9" w:qFormat="1"/>
-    <w:lsdException w:name="toc 1" w:uiPriority="57"/>
-    <w:lsdException w:name="toc 2" w:uiPriority="57"/>
-    <w:lsdException w:name="toc 3" w:uiPriority="57"/>
-    <w:lsdException w:name="toc 4" w:uiPriority="57"/>
-    <w:lsdException w:name="toc 5" w:uiPriority="57"/>
-    <w:lsdException w:name="toc 6" w:uiPriority="57"/>
-    <w:lsdException w:name="toc 7" w:uiPriority="57"/>
-    <w:lsdException w:name="toc 8" w:uiPriority="57"/>
-    <w:lsdException w:name="toc 9" w:uiPriority="57"/>
-    <w:lsdException w:name="caption" w:uiPriority="53" w:qFormat="1"/>
-    <w:lsdException w:name="Title" w:semiHidden="0" w:uiPriority="16" w:unhideWhenUsed="0" w:qFormat="1"/>
+    <w:lsdException w:name="toc 1" w:uiPriority="87"/>
+    <w:lsdException w:name="toc 2" w:uiPriority="87"/>
+    <w:lsdException w:name="toc 3" w:uiPriority="87"/>
+    <w:lsdException w:name="toc 4" w:uiPriority="87"/>
+    <w:lsdException w:name="toc 5" w:uiPriority="87"/>
+    <w:lsdException w:name="toc 6" w:uiPriority="87"/>
+    <w:lsdException w:name="toc 7" w:uiPriority="87"/>
+    <w:lsdException w:name="toc 8" w:uiPriority="87"/>
+    <w:lsdException w:name="toc 9" w:uiPriority="87"/>
+    <w:lsdException w:name="caption" w:uiPriority="83" w:qFormat="1"/>
+    <w:lsdException w:name="Title" w:semiHidden="0" w:uiPriority="22" w:unhideWhenUsed="0" w:qFormat="1"/>
     <w:lsdException w:name="Default Paragraph Font" w:uiPriority="1"/>
-    <w:lsdException w:name="Subtitle" w:semiHidden="0" w:uiPriority="17" w:unhideWhenUsed="0" w:qFormat="1"/>
-    <w:lsdException w:name="Strong" w:semiHidden="0" w:uiPriority="34" w:unhideWhenUsed="0" w:qFormat="1"/>
-    <w:lsdException w:name="Emphasis" w:semiHidden="0" w:uiPriority="32" w:unhideWhenUsed="0" w:qFormat="1"/>
-    <w:lsdException w:name="Table Grid" w:semiHidden="0" w:uiPriority="89" w:unhideWhenUsed="0"/>
+    <w:lsdException w:name="Subtitle" w:semiHidden="0" w:uiPriority="23" w:unhideWhenUsed="0" w:qFormat="1"/>
+    <w:lsdException w:name="Strong" w:semiHidden="0" w:uiPriority="52" w:unhideWhenUsed="0" w:qFormat="1"/>
+    <w:lsdException w:name="Emphasis" w:semiHidden="0" w:uiPriority="50" w:unhideWhenUsed="0" w:qFormat="1"/>
+    <w:lsdException w:name="Table Grid" w:semiHidden="0" w:uiPriority="137" w:unhideWhenUsed="0"/>
     <w:lsdException w:name="Placeholder Text" w:unhideWhenUsed="0"/>
     <w:lsdException w:name="No Spacing" w:semiHidden="0" w:uiPriority="1" w:unhideWhenUsed="0" w:qFormat="1"/>
-    <w:lsdException w:name="Light Shading" w:semiHidden="0" w:uiPriority="96" w:unhideWhenUsed="0"/>
-    <w:lsdException w:name="Light List" w:semiHidden="0" w:uiPriority="97" w:unhideWhenUsed="0"/>
-    <w:lsdException w:name="Light Grid" w:semiHidden="0" w:uiPriority="98" w:unhideWhenUsed="0"/>
-    <w:lsdException w:name="Medium Shading 1" w:semiHidden="0" w:uiPriority="99" w:unhideWhenUsed="0"/>
-    <w:lsdException w:name="Medium Shading 2" w:semiHidden="0" w:uiPriority="100" w:unhideWhenUsed="0"/>
-    <w:lsdException w:name="Medium List 1" w:semiHidden="0" w:uiPriority="101" w:unhideWhenUsed="0"/>
-    <w:lsdException w:name="Medium List 2" w:semiHidden="0" w:uiPriority="102" w:unhideWhenUsed="0"/>
-    <w:lsdException w:name="Medium Grid 1" w:semiHidden="0" w:uiPriority="103" w:unhideWhenUsed="0"/>
-    <w:lsdException w:name="Medium Grid 2" w:semiHidden="0" w:uiPriority="104" w:unhideWhenUsed="0"/>
-    <w:lsdException w:name="Medium Grid 3" w:semiHidden="0" w:uiPriority="105" w:unhideWhenUsed="0"/>
-    <w:lsdException w:name="Dark List" w:semiHidden="0" w:uiPriority="112" w:unhideWhenUsed="0"/>
-    <w:lsdException w:name="Colorful Shading" w:semiHidden="0" w:uiPriority="113" w:unhideWhenUsed="0"/>
-    <w:lsdException w:name="Colorful List" w:semiHidden="0" w:uiPriority="114" w:unhideWhenUsed="0"/>
-    <w:lsdException w:name="Colorful Grid" w:semiHidden="0" w:uiPriority="115" w:unhideWhenUsed="0"/>
-    <w:lsdException w:name="Light Shading Accent 1" w:semiHidden="0" w:uiPriority="96" w:unhideWhenUsed="0"/>
-    <w:lsdException w:name="Light List Accent 1" w:semiHidden="0" w:uiPriority="97" w:unhideWhenUsed="0"/>
-    <w:lsdException w:name="Light Grid Accent 1" w:semiHidden="0" w:uiPriority="98" w:unhideWhenUsed="0"/>
-    <w:lsdException w:name="Medium Shading 1 Accent 1" w:semiHidden="0" w:uiPriority="99" w:unhideWhenUsed="0"/>
-    <w:lsdException w:name="Medium Shading 2 Accent 1" w:semiHidden="0" w:uiPriority="100" w:unhideWhenUsed="0"/>
-    <w:lsdException w:name="Medium List 1 Accent 1" w:semiHidden="0" w:uiPriority="101" w:unhideWhenUsed="0"/>
+    <w:lsdException w:name="Light Shading" w:semiHidden="0" w:uiPriority="150" w:unhideWhenUsed="0"/>
+    <w:lsdException w:name="Light List" w:semiHidden="0" w:uiPriority="151" w:unhideWhenUsed="0"/>
+    <w:lsdException w:name="Light Grid" w:semiHidden="0" w:uiPriority="152" w:unhideWhenUsed="0"/>
+    <w:lsdException w:name="Medium Shading 1" w:semiHidden="0" w:uiPriority="153" w:unhideWhenUsed="0"/>
+    <w:lsdException w:name="Medium Shading 2" w:semiHidden="0" w:uiPriority="256" w:unhideWhenUsed="0"/>
+    <w:lsdException w:name="Medium List 1" w:semiHidden="0" w:uiPriority="257" w:unhideWhenUsed="0"/>
+    <w:lsdException w:name="Medium List 2" w:semiHidden="0" w:uiPriority="258" w:unhideWhenUsed="0"/>
+    <w:lsdException w:name="Medium Grid 1" w:semiHidden="0" w:uiPriority="259" w:unhideWhenUsed="0"/>
+    <w:lsdException w:name="Medium Grid 2" w:semiHidden="0" w:uiPriority="260" w:unhideWhenUsed="0"/>
+    <w:lsdException w:name="Medium Grid 3" w:semiHidden="0" w:uiPriority="261" w:unhideWhenUsed="0"/>
+    <w:lsdException w:name="Dark List" w:semiHidden="0" w:uiPriority="274" w:unhideWhenUsed="0"/>
+    <w:lsdException w:name="Colorful Shading" w:semiHidden="0" w:uiPriority="275" w:unhideWhenUsed="0"/>
+    <w:lsdException w:name="Colorful List" w:semiHidden="0" w:uiPriority="276" w:unhideWhenUsed="0"/>
+    <w:lsdException w:name="Colorful Grid" w:semiHidden="0" w:uiPriority="277" w:unhideWhenUsed="0"/>
+    <w:lsdException w:name="Light Shading Accent 1" w:semiHidden="0" w:uiPriority="150" w:unhideWhenUsed="0"/>
+    <w:lsdException w:name="Light List Accent 1" w:semiHidden="0" w:uiPriority="151" w:unhideWhenUsed="0"/>
+    <w:lsdException w:name="Light Grid Accent 1" w:semiHidden="0" w:uiPriority="152" w:unhideWhenUsed="0"/>
+    <w:lsdException w:name="Medium Shading 1 Accent 1" w:semiHidden="0" w:uiPriority="153" w:unhideWhenUsed="0"/>
+    <w:lsdException w:name="Medium Shading 2 Accent 1" w:semiHidden="0" w:uiPriority="256" w:unhideWhenUsed="0"/>
+    <w:lsdException w:name="Medium List 1 Accent 1" w:semiHidden="0" w:uiPriority="257" w:unhideWhenUsed="0"/>
     <w:lsdException w:name="Revision" w:unhideWhenUsed="0"/>
-    <w:lsdException w:name="List Paragraph" w:semiHidden="0" w:uiPriority="52" w:unhideWhenUsed="0" w:qFormat="1"/>
-    <w:lsdException w:name="Quote" w:semiHidden="0" w:uiPriority="41" w:unhideWhenUsed="0" w:qFormat="1"/>
-    <w:lsdException w:name="Intense Quote" w:semiHidden="0" w:uiPriority="48" w:unhideWhenUsed="0" w:qFormat="1"/>
-    <w:lsdException w:name="Medium List 2 Accent 1" w:semiHidden="0" w:uiPriority="102" w:unhideWhenUsed="0"/>
-    <w:lsdException w:name="Medium Grid 1 Accent 1" w:semiHidden="0" w:uiPriority="103" w:unhideWhenUsed="0"/>
-    <w:lsdException w:name="Medium Grid 2 Accent 1" w:semiHidden="0" w:uiPriority="104" w:unhideWhenUsed="0"/>
-    <w:lsdException w:name="Medium Grid 3 Accent 1" w:semiHidden="0" w:uiPriority="105" w:unhideWhenUsed="0"/>
-    <w:lsdException w:name="Dark List Accent 1" w:semiHidden="0" w:uiPriority="112" w:unhideWhenUsed="0"/>
-    <w:lsdException w:name="Colorful Shading Accent 1" w:semiHidden="0" w:uiPriority="113" w:unhideWhenUsed="0"/>
-    <w:lsdException w:name="Colorful List Accent 1" w:semiHidden="0" w:uiPriority="114" w:unhideWhenUsed="0"/>
-    <w:lsdException w:name="Colorful Grid Accent 1" w:semiHidden="0" w:uiPriority="115" w:unhideWhenUsed="0"/>
-    <w:lsdException w:name="Light Shading Accent 2" w:semiHidden="0" w:uiPriority="96" w:unhideWhenUsed="0"/>
-    <w:lsdException w:name="Light List Accent 2" w:semiHidden="0" w:uiPriority="97" w:unhideWhenUsed="0"/>
-    <w:lsdException w:name="Light Grid Accent 2" w:semiHidden="0" w:uiPriority="98" w:unhideWhenUsed="0"/>
-    <w:lsdException w:name="Medium Shading 1 Accent 2" w:semiHidden="0" w:uiPriority="99" w:unhideWhenUsed="0"/>
-    <w:lsdException w:name="Medium Shading 2 Accent 2" w:semiHidden="0" w:uiPriority="100" w:unhideWhenUsed="0"/>
-    <w:lsdException w:name="Medium List 1 Accent 2" w:semiHidden="0" w:uiPriority="101" w:unhideWhenUsed="0"/>
-    <w:lsdException w:name="Medium List 2 Accent 2" w:semiHidden="0" w:uiPriority="102" w:unhideWhenUsed="0"/>
-    <w:lsdException w:name="Medium Grid 1 Accent 2" w:semiHidden="0" w:uiPriority="103" w:unhideWhenUsed="0"/>
-    <w:lsdException w:name="Medium Grid 2 Accent 2" w:semiHidden="0" w:uiPriority="104" w:unhideWhenUsed="0"/>
-    <w:lsdException w:name="Medium Grid 3 Accent 2" w:semiHidden="0" w:uiPriority="105" w:unhideWhenUsed="0"/>
-    <w:lsdException w:name="Dark List Accent 2" w:semiHidden="0" w:uiPriority="112" w:unhideWhenUsed="0"/>
-    <w:lsdException w:name="Colorful Shading Accent 2" w:semiHidden="0" w:uiPriority="113" w:unhideWhenUsed="0"/>
-    <w:lsdException w:name="Colorful List Accent 2" w:semiHidden="0" w:uiPriority="114" w:unhideWhenUsed="0"/>
-    <w:lsdException w:name="Colorful Grid Accent 2" w:semiHidden="0" w:uiPriority="115" w:unhideWhenUsed="0"/>
-    <w:lsdException w:name="Light Shading Accent 3" w:semiHidden="0" w:uiPriority="96" w:unhideWhenUsed="0"/>
-    <w:lsdException w:name="Light List Accent 3" w:semiHidden="0" w:uiPriority="97" w:unhideWhenUsed="0"/>
-    <w:lsdException w:name="Light Grid Accent 3" w:semiHidden="0" w:uiPriority="98" w:unhideWhenUsed="0"/>
-    <w:lsdException w:name="Medium Shading 1 Accent 3" w:semiHidden="0" w:uiPriority="99" w:unhideWhenUsed="0"/>
-    <w:lsdException w:name="Medium Shading 2 Accent 3" w:semiHidden="0" w:uiPriority="100" w:unhideWhenUsed="0"/>
-    <w:lsdException w:name="Medium List 1 Accent 3" w:semiHidden="0" w:uiPriority="101" w:unhideWhenUsed="0"/>
-    <w:lsdException w:name="Medium List 2 Accent 3" w:semiHidden="0" w:uiPriority="102" w:unhideWhenUsed="0"/>
-    <w:lsdException w:name="Medium Grid 1 Accent 3" w:semiHidden="0" w:uiPriority="103" w:unhideWhenUsed="0"/>
-    <w:lsdException w:name="Medium Grid 2 Accent 3" w:semiHidden="0" w:uiPriority="104" w:unhideWhenUsed="0"/>
-    <w:lsdException w:name="Medium Grid 3 Accent 3" w:semiHidden="0" w:uiPriority="105" w:unhideWhenUsed="0"/>
-    <w:lsdException w:name="Dark List Accent 3" w:semiHidden="0" w:uiPriority="112" w:unhideWhenUsed="0"/>
-    <w:lsdException w:name="Colorful Shading Accent 3" w:semiHidden="0" w:uiPriority="113" w:unhideWhenUsed="0"/>
-    <w:lsdException w:name="Colorful List Accent 3" w:semiHidden="0" w:uiPriority="114" w:unhideWhenUsed="0"/>
-    <w:lsdException w:name="Colorful Grid Accent 3" w:semiHidden="0" w:uiPriority="115" w:unhideWhenUsed="0"/>
-    <w:lsdException w:name="Light Shading Accent 4" w:semiHidden="0" w:uiPriority="96" w:unhideWhenUsed="0"/>
-    <w:lsdException w:name="Light List Accent 4" w:semiHidden="0" w:uiPriority="97" w:unhideWhenUsed="0"/>
-    <w:lsdException w:name="Light Grid Accent 4" w:semiHidden="0" w:uiPriority="98" w:unhideWhenUsed="0"/>
-    <w:lsdException w:name="Medium Shading 1 Accent 4" w:semiHidden="0" w:uiPriority="99" w:unhideWhenUsed="0"/>
-    <w:lsdException w:name="Medium Shading 2 Accent 4" w:semiHidden="0" w:uiPriority="100" w:unhideWhenUsed="0"/>
-    <w:lsdException w:name="Medium List 1 Accent 4" w:semiHidden="0" w:uiPriority="101" w:unhideWhenUsed="0"/>
-    <w:lsdException w:name="Medium List 2 Accent 4" w:semiHidden="0" w:uiPriority="102" w:unhideWhenUsed="0"/>
-    <w:lsdException w:name="Medium Grid 1 Accent 4" w:semiHidden="0" w:uiPriority="103" w:unhideWhenUsed="0"/>
-    <w:lsdException w:name="Medium Grid 2 Accent 4" w:semiHidden="0" w:uiPriority="104" w:unhideWhenUsed="0"/>
-    <w:lsdException w:name="Medium Grid 3 Accent 4" w:semiHidden="0" w:uiPriority="105" w:unhideWhenUsed="0"/>
-    <w:lsdException w:name="Dark List Accent 4" w:semiHidden="0" w:uiPriority="112" w:unhideWhenUsed="0"/>
-    <w:lsdException w:name="Colorful Shading Accent 4" w:semiHidden="0" w:uiPriority="113" w:unhideWhenUsed="0"/>
-    <w:lsdException w:name="Colorful List Accent 4" w:semiHidden="0" w:uiPriority="114" w:unhideWhenUsed="0"/>
-    <w:lsdException w:name="Colorful Grid Accent 4" w:semiHidden="0" w:uiPriority="115" w:unhideWhenUsed="0"/>
-    <w:lsdException w:name="Light Shading Accent 5" w:semiHidden="0" w:uiPriority="96" w:unhideWhenUsed="0"/>
-    <w:lsdException w:name="Light List Accent 5" w:semiHidden="0" w:uiPriority="97" w:unhideWhenUsed="0"/>
-    <w:lsdException w:name="Light Grid Accent 5" w:semiHidden="0" w:uiPriority="98" w:unhideWhenUsed="0"/>
-    <w:lsdException w:name="Medium Shading 1 Accent 5" w:semiHidden="0" w:uiPriority="99" w:unhideWhenUsed="0"/>
-    <w:lsdException w:name="Medium Shading 2 Accent 5" w:semiHidden="0" w:uiPriority="100" w:unhideWhenUsed="0"/>
-    <w:lsdException w:name="Medium List 1 Accent 5" w:semiHidden="0" w:uiPriority="101" w:unhideWhenUsed="0"/>
-    <w:lsdException w:name="Medium List 2 Accent 5" w:semiHidden="0" w:uiPriority="102" w:unhideWhenUsed="0"/>
-    <w:lsdException w:name="Medium Grid 1 Accent 5" w:semiHidden="0" w:uiPriority="103" w:unhideWhenUsed="0"/>
-    <w:lsdException w:name="Medium Grid 2 Accent 5" w:semiHidden="0" w:uiPriority="104" w:unhideWhenUsed="0"/>
-    <w:lsdException w:name="Medium Grid 3 Accent 5" w:semiHidden="0" w:uiPriority="105" w:unhideWhenUsed="0"/>
-    <w:lsdException w:name="Dark List Accent 5" w:semiHidden="0" w:uiPriority="112" w:unhideWhenUsed="0"/>
-    <w:lsdException w:name="Colorful Shading Accent 5" w:semiHidden="0" w:uiPriority="113" w:unhideWhenUsed="0"/>
-    <w:lsdException w:name="Colorful List Accent 5" w:semiHidden="0" w:uiPriority="114" w:unhideWhenUsed="0"/>
-    <w:lsdException w:name="Colorful Grid Accent 5" w:semiHidden="0" w:uiPriority="115" w:unhideWhenUsed="0"/>
-    <w:lsdException w:name="Light Shading Accent 6" w:semiHidden="0" w:uiPriority="96" w:unhideWhenUsed="0"/>
-    <w:lsdException w:name="Light List Accent 6" w:semiHidden="0" w:uiPriority="97" w:unhideWhenUsed="0"/>
-    <w:lsdException w:name="Light Grid Accent 6" w:semiHidden="0" w:uiPriority="98" w:unhideWhenUsed="0"/>
-    <w:lsdException w:name="Medium Shading 1 Accent 6" w:semiHidden="0" w:uiPriority="99" w:unhideWhenUsed="0"/>
-    <w:lsdException w:name="Medium Shading 2 Accent 6" w:semiHidden="0" w:uiPriority="100" w:unhideWhenUsed="0"/>
-    <w:lsdException w:name="Medium List 1 Accent 6" w:semiHidden="0" w:uiPriority="101" w:unhideWhenUsed="0"/>
-    <w:lsdException w:name="Medium List 2 Accent 6" w:semiHidden="0" w:uiPriority="102" w:unhideWhenUsed="0"/>
-    <w:lsdException w:name="Medium Grid 1 Accent 6" w:semiHidden="0" w:uiPriority="103" w:unhideWhenUsed="0"/>
-    <w:lsdException w:name="Medium Grid 2 Accent 6" w:semiHidden="0" w:uiPriority="104" w:unhideWhenUsed="0"/>
-    <w:lsdException w:name="Medium Grid 3 Accent 6" w:semiHidden="0" w:uiPriority="105" w:unhideWhenUsed="0"/>
-    <w:lsdException w:name="Dark List Accent 6" w:semiHidden="0" w:uiPriority="112" w:unhideWhenUsed="0"/>
-    <w:lsdException w:name="Colorful Shading Accent 6" w:semiHidden="0" w:uiPriority="113" w:unhideWhenUsed="0"/>
-    <w:lsdException w:name="Colorful List Accent 6" w:semiHidden="0" w:uiPriority="114" w:unhideWhenUsed="0"/>
-    <w:lsdException w:name="Colorful Grid Accent 6" w:semiHidden="0" w:uiPriority="115" w:unhideWhenUsed="0"/>
-    <w:lsdException w:name="Subtle Emphasis" w:semiHidden="0" w:uiPriority="25" w:unhideWhenUsed="0" w:qFormat="1"/>
-    <w:lsdException w:name="Intense Emphasis" w:semiHidden="0" w:uiPriority="33" w:unhideWhenUsed="0" w:qFormat="1"/>
-    <w:lsdException w:name="Subtle Reference" w:semiHidden="0" w:uiPriority="49" w:unhideWhenUsed="0" w:qFormat="1"/>
-    <w:lsdException w:name="Intense Reference" w:semiHidden="0" w:uiPriority="50" w:unhideWhenUsed="0" w:qFormat="1"/>
-    <w:lsdException w:name="Book Title" w:semiHidden="0" w:uiPriority="51" w:unhideWhenUsed="0" w:qFormat="1"/>
-    <w:lsdException w:name="Bibliography" w:uiPriority="55"/>
-    <w:lsdException w:name="TOC Heading" w:uiPriority="57" w:qFormat="1"/>
+    <w:lsdException w:name="List Paragraph" w:semiHidden="0" w:uiPriority="82" w:unhideWhenUsed="0" w:qFormat="1"/>
+    <w:lsdException w:name="Quote" w:semiHidden="0" w:uiPriority="65" w:unhideWhenUsed="0" w:qFormat="1"/>
+    <w:lsdException w:name="Intense Quote" w:semiHidden="0" w:uiPriority="72" w:unhideWhenUsed="0" w:qFormat="1"/>
+    <w:lsdException w:name="Medium List 2 Accent 1" w:semiHidden="0" w:uiPriority="258" w:unhideWhenUsed="0"/>
+    <w:lsdException w:name="Medium Grid 1 Accent 1" w:semiHidden="0" w:uiPriority="259" w:unhideWhenUsed="0"/>
+    <w:lsdException w:name="Medium Grid 2 Accent 1" w:semiHidden="0" w:uiPriority="260" w:unhideWhenUsed="0"/>
+    <w:lsdException w:name="Medium Grid 3 Accent 1" w:semiHidden="0" w:uiPriority="261" w:unhideWhenUsed="0"/>
+    <w:lsdException w:name="Dark List Accent 1" w:semiHidden="0" w:uiPriority="274" w:unhideWhenUsed="0"/>
+    <w:lsdException w:name="Colorful Shading Accent 1" w:semiHidden="0" w:uiPriority="275" w:unhideWhenUsed="0"/>
+    <w:lsdException w:name="Colorful List Accent 1" w:semiHidden="0" w:uiPriority="276" w:unhideWhenUsed="0"/>
+    <w:lsdException w:name="Colorful Grid Accent 1" w:semiHidden="0" w:uiPriority="277" w:unhideWhenUsed="0"/>
+    <w:lsdException w:name="Light Shading Accent 2" w:semiHidden="0" w:uiPriority="150" w:unhideWhenUsed="0"/>
+    <w:lsdException w:name="Light List Accent 2" w:semiHidden="0" w:uiPriority="151" w:unhideWhenUsed="0"/>
+    <w:lsdException w:name="Light Grid Accent 2" w:semiHidden="0" w:uiPriority="152" w:unhideWhenUsed="0"/>
+    <w:lsdException w:name="Medium Shading 1 Accent 2" w:semiHidden="0" w:uiPriority="153" w:unhideWhenUsed="0"/>
+    <w:lsdException w:name="Medium Shading 2 Accent 2" w:semiHidden="0" w:uiPriority="256" w:unhideWhenUsed="0"/>
+    <w:lsdException w:name="Medium List 1 Accent 2" w:semiHidden="0" w:uiPriority="257" w:unhideWhenUsed="0"/>
+    <w:lsdException w:name="Medium List 2 Accent 2" w:semiHidden="0" w:uiPriority="258" w:unhideWhenUsed="0"/>
+    <w:lsdException w:name="Medium Grid 1 Accent 2" w:semiHidden="0" w:uiPriority="259" w:unhideWhenUsed="0"/>
+    <w:lsdException w:name="Medium Grid 2 Accent 2" w:semiHidden="0" w:uiPriority="260" w:unhideWhenUsed="0"/>
+    <w:lsdException w:name="Medium Grid 3 Accent 2" w:semiHidden="0" w:uiPriority="261" w:unhideWhenUsed="0"/>
+    <w:lsdException w:name="Dark List Accent 2" w:semiHidden="0" w:uiPriority="274" w:unhideWhenUsed="0"/>
+    <w:lsdException w:name="Colorful Shading Accent 2" w:semiHidden="0" w:uiPriority="275" w:unhideWhenUsed="0"/>
+    <w:lsdException w:name="Colorful List Accent 2" w:semiHidden="0" w:uiPriority="276" w:unhideWhenUsed="0"/>
+    <w:lsdException w:name="Colorful Grid Accent 2" w:semiHidden="0" w:uiPriority="277" w:unhideWhenUsed="0"/>
+    <w:lsdException w:name="Light Shading Accent 3" w:semiHidden="0" w:uiPriority="150" w:unhideWhenUsed="0"/>
+    <w:lsdException w:name="Light List Accent 3" w:semiHidden="0" w:uiPriority="151" w:unhideWhenUsed="0"/>
+    <w:lsdException w:name="Light Grid Accent 3" w:semiHidden="0" w:uiPriority="152" w:unhideWhenUsed="0"/>
+    <w:lsdException w:name="Medium Shading 1 Accent 3" w:semiHidden="0" w:uiPriority="153" w:unhideWhenUsed="0"/>
+    <w:lsdException w:name="Medium Shading 2 Accent 3" w:semiHidden="0" w:uiPriority="256" w:unhideWhenUsed="0"/>
+    <w:lsdException w:name="Medium List 1 Accent 3" w:semiHidden="0" w:uiPriority="257" w:unhideWhenUsed="0"/>
+    <w:lsdException w:name="Medium List 2 Accent 3" w:semiHidden="0" w:uiPriority="258" w:unhideWhenUsed="0"/>
+    <w:lsdException w:name="Medium Grid 1 Accent 3" w:semiHidden="0" w:uiPriority="259" w:unhideWhenUsed="0"/>
+    <w:lsdException w:name="Medium Grid 2 Accent 3" w:semiHidden="0" w:uiPriority="260" w:unhideWhenUsed="0"/>
+    <w:lsdException w:name="Medium Grid 3 Accent 3" w:semiHidden="0" w:uiPriority="261" w:unhideWhenUsed="0"/>
+    <w:lsdException w:name="Dark List Accent 3" w:semiHidden="0" w:uiPriority="274" w:unhideWhenUsed="0"/>
+    <w:lsdException w:name="Colorful Shading Accent 3" w:semiHidden="0" w:uiPriority="275" w:unhideWhenUsed="0"/>
+    <w:lsdException w:name="Colorful List Accent 3" w:semiHidden="0" w:uiPriority="276" w:unhideWhenUsed="0"/>
+    <w:lsdException w:name="Colorful Grid Accent 3" w:semiHidden="0" w:uiPriority="277" w:unhideWhenUsed="0"/>
+    <w:lsdException w:name="Light Shading Accent 4" w:semiHidden="0" w:uiPriority="150" w:unhideWhenUsed="0"/>
+    <w:lsdException w:name="Light List Accent 4" w:semiHidden="0" w:uiPriority="151" w:unhideWhenUsed="0"/>
+    <w:lsdException w:name="Light Grid Accent 4" w:semiHidden="0" w:uiPriority="152" w:unhideWhenUsed="0"/>
+    <w:lsdException w:name="Medium Shading 1 Accent 4" w:semiHidden="0" w:uiPriority="153" w:unhideWhenUsed="0"/>
+    <w:lsdException w:name="Medium Shading 2 Accent 4" w:semiHidden="0" w:uiPriority="256" w:unhideWhenUsed="0"/>
+    <w:lsdException w:name="Medium List 1 Accent 4" w:semiHidden="0" w:uiPriority="257" w:unhideWhenUsed="0"/>
+    <w:lsdException w:name="Medium List 2 Accent 4" w:semiHidden="0" w:uiPriority="258" w:unhideWhenUsed="0"/>
+    <w:lsdException w:name="Medium Grid 1 Accent 4" w:semiHidden="0" w:uiPriority="259" w:unhideWhenUsed="0"/>
+    <w:lsdException w:name="Medium Grid 2 Accent 4" w:semiHidden="0" w:uiPriority="260" w:unhideWhenUsed="0"/>
+    <w:lsdException w:name="Medium Grid 3 Accent 4" w:semiHidden="0" w:uiPriority="261" w:unhideWhenUsed="0"/>
+    <w:lsdException w:name="Dark List Accent 4" w:semiHidden="0" w:uiPriority="274" w:unhideWhenUsed="0"/>
+    <w:lsdException w:name="Colorful Shading Accent 4" w:semiHidden="0" w:uiPriority="275" w:unhideWhenUsed="0"/>
+    <w:lsdException w:name="Colorful List Accent 4" w:semiHidden="0" w:uiPriority="276" w:unhideWhenUsed="0"/>
+    <w:lsdException w:name="Colorful Grid Accent 4" w:semiHidden="0" w:uiPriority="277" w:unhideWhenUsed="0"/>
+    <w:lsdException w:name="Light Shading Accent 5" w:semiHidden="0" w:uiPriority="150" w:unhideWhenUsed="0"/>
+    <w:lsdException w:name="Light List Accent 5" w:semiHidden="0" w:uiPriority="151" w:unhideWhenUsed="0"/>
+    <w:lsdException w:name="Light Grid Accent 5" w:semiHidden="0" w:uiPriority="152" w:unhideWhenUsed="0"/>
+    <w:lsdException w:name="Medium Shading 1 Accent 5" w:semiHidden="0" w:uiPriority="153" w:unhideWhenUsed="0"/>
+    <w:lsdException w:name="Medium Shading 2 Accent 5" w:semiHidden="0" w:uiPriority="256" w:unhideWhenUsed="0"/>
+    <w:lsdException w:name="Medium List 1 Accent 5" w:semiHidden="0" w:uiPriority="257" w:unhideWhenUsed="0"/>
+    <w:lsdException w:name="Medium List 2 Accent 5" w:semiHidden="0" w:uiPriority="258" w:unhideWhenUsed="0"/>
+    <w:lsdException w:name="Medium Grid 1 Accent 5" w:semiHidden="0" w:uiPriority="259" w:unhideWhenUsed="0"/>
+    <w:lsdException w:name="Medium Grid 2 Accent 5" w:semiHidden="0" w:uiPriority="260" w:unhideWhenUsed="0"/>
+    <w:lsdException w:name="Medium Grid 3 Accent 5" w:semiHidden="0" w:uiPriority="261" w:unhideWhenUsed="0"/>
+    <w:lsdException w:name="Dark List Accent 5" w:semiHidden="0" w:uiPriority="274" w:unhideWhenUsed="0"/>
+    <w:lsdException w:name="Colorful Shading Accent 5" w:semiHidden="0" w:uiPriority="275" w:unhideWhenUsed="0"/>
+    <w:lsdException w:name="Colorful List Accent 5" w:semiHidden="0" w:uiPriority="276" w:unhideWhenUsed="0"/>
+    <w:lsdException w:name="Colorful Grid Accent 5" w:semiHidden="0" w:uiPriority="277" w:unhideWhenUsed="0"/>
+    <w:lsdException w:name="Light Shading Accent 6" w:semiHidden="0" w:uiPriority="150" w:unhideWhenUsed="0"/>
+    <w:lsdException w:name="Light List Accent 6" w:semiHidden="0" w:uiPriority="151" w:unhideWhenUsed="0"/>
+    <w:lsdException w:name="Light Grid Accent 6" w:semiHidden="0" w:uiPriority="152" w:unhideWhenUsed="0"/>
+    <w:lsdException w:name="Medium Shading 1 Accent 6" w:semiHidden="0" w:uiPriority="153" w:unhideWhenUsed="0"/>
+    <w:lsdException w:name="Medium Shading 2 Accent 6" w:semiHidden="0" w:uiPriority="256" w:unhideWhenUsed="0"/>
+    <w:lsdException w:name="Medium List 1 Accent 6" w:semiHidden="0" w:uiPriority="257" w:unhideWhenUsed="0"/>
+    <w:lsdException w:name="Medium List 2 Accent 6" w:semiHidden="0" w:uiPriority="258" w:unhideWhenUsed="0"/>
+    <w:lsdException w:name="Medium Grid 1 Accent 6" w:semiHidden="0" w:uiPriority="259" w:unhideWhenUsed="0"/>
+    <w:lsdException w:name="Medium Grid 2 Accent 6" w:semiHidden="0" w:uiPriority="260" w:unhideWhenUsed="0"/>
+    <w:lsdException w:name="Medium Grid 3 Accent 6" w:semiHidden="0" w:uiPriority="261" w:unhideWhenUsed="0"/>
+    <w:lsdException w:name="Dark List Accent 6" w:semiHidden="0" w:uiPriority="274" w:unhideWhenUsed="0"/>
+    <w:lsdException w:name="Colorful Shading Accent 6" w:semiHidden="0" w:uiPriority="275" w:unhideWhenUsed="0"/>
+    <w:lsdException w:name="Colorful List Accent 6" w:semiHidden="0" w:uiPriority="276" w:unhideWhenUsed="0"/>
+    <w:lsdException w:name="Colorful Grid Accent 6" w:semiHidden="0" w:uiPriority="277" w:unhideWhenUsed="0"/>
+    <w:lsdException w:name="Subtle Emphasis" w:semiHidden="0" w:uiPriority="37" w:unhideWhenUsed="0" w:qFormat="1"/>
+    <w:lsdException w:name="Intense Emphasis" w:semiHidden="0" w:uiPriority="51" w:unhideWhenUsed="0" w:qFormat="1"/>
+    <w:lsdException w:name="Subtle Reference" w:semiHidden="0" w:uiPriority="73" w:unhideWhenUsed="0" w:qFormat="1"/>
+    <w:lsdException w:name="Intense Reference" w:semiHidden="0" w:uiPriority="80" w:unhideWhenUsed="0" w:qFormat="1"/>
+    <w:lsdException w:name="Book Title" w:semiHidden="0" w:uiPriority="81" w:unhideWhenUsed="0" w:qFormat="1"/>
+    <w:lsdException w:name="Bibliography" w:uiPriority="85"/>
+    <w:lsdException w:name="TOC Heading" w:uiPriority="87" w:qFormat="1"/>
   </w:latentStyles>
   <w:style w:type="paragraph" w:default="1" w:styleId="Normal">
     <w:name w:val="Normal"/>
@@ -13181,6 +13195,27 @@
       <w:color w:val="595959"/>
       <w:sz w:val="18"/>
     </w:rPr>
+  </w:style>
+  <w:style w:type="table" w:customStyle="1" w:styleId="a4">
+    <w:name w:val="Normal Table"/>
+    <w:uiPriority w:val="99"/>
+    <w:semiHidden/>
+    <w:unhideWhenUsed/>
+    <w:tblPr>
+      <w:tblInd w:w="0" w:type="dxa"/>
+      <w:tblCellMar>
+        <w:top w:w="0" w:type="dxa"/>
+        <w:left w:w="108" w:type="dxa"/>
+        <w:bottom w:w="0" w:type="dxa"/>
+        <w:right w:w="108" w:type="dxa"/>
+      </w:tblCellMar>
+    </w:tblPr>
+  </w:style>
+  <w:style w:type="numbering" w:customStyle="1" w:styleId="a5">
+    <w:name w:val="No List"/>
+    <w:uiPriority w:val="99"/>
+    <w:semiHidden/>
+    <w:unhideWhenUsed/>
   </w:style>
 </w:styles>
 </file>
